--- a/atelier/atelier_066.docx
+++ b/atelier/atelier_066.docx
@@ -445,7 +445,7 @@
           </w:tcPr>
           <w:p>
             <w:r>
-              <w:t xml:space="preserve">Restriction à main (#63), exceptions formalisées (#65)</w:t>
+              <w:t xml:space="preserve">Restriction à main, exceptions formalisées</w:t>
             </w:r>
           </w:p>
         </w:tc>
@@ -464,7 +464,7 @@
         <w:spacing w:after="120"/>
       </w:pPr>
       <w:r>
-        <w:t xml:space="preserve">La règle est posée (déployer depuis main, #63) et les exceptions légitimes sont cadrées (hotfix, release, #65). Pourtant, en pratique, des déploiements hors main persistent encore — pas forcément par mauvaise volonté, mais parce qu'il reste des situations où l'équipe contourne : un environnement de test qu'on alimente depuis une branche, un déploiement « vite fait » pour montrer une démo, une habitude héritée que personne n'a questionnée. Le sujet de cet atelier est de faire l'inventaire honnête de ces déploiements hors main résiduels, de comprendre POURQUOI chacun existe, et de les éliminer un par un — soit en les ramenant dans le cadre (main ou process d'exception), soit en supprimant le besoin qui les motivait.</w:t>
+        <w:t xml:space="preserve">La règle est posée (déployer depuis main,) et les exceptions légitimes sont cadrées (hotfix, release,). Pourtant, en pratique, des déploiements hors main persistent encore — pas forcément par mauvaise volonté, mais parce qu'il reste des situations où l'équipe contourne : un environnement de test qu'on alimente depuis une branche, un déploiement « vite fait » pour montrer une démo, une habitude héritée que personne n'a questionnée. Le sujet de cet atelier est de faire l'inventaire honnête de ces déploiements hors main résiduels, de comprendre POURQUOI chacun existe, et de les éliminer un par un — soit en les ramenant dans le cadre (main ou process d'exception), soit en supprimant le besoin qui les motivait.</w:t>
       </w:r>
     </w:p>
     <w:p>
@@ -484,7 +484,7 @@
         </w:numPr>
       </w:pPr>
       <w:r>
-        <w:t xml:space="preserve">Chaque déploiement hors main rouvre la brèche : tant qu'il en reste, la production n'est pas pleinement traçable et la règle n'est pas vraiment tenue. Un seul contournement toléré fait jurisprudence (« lui le fait ») et menace tout l'acquis du #63. L'objectif 100% via main ne se négocie pas par exceptions sauvages.</w:t>
+        <w:t xml:space="preserve">Chaque déploiement hors main rouvre la brèche : tant qu'il en reste, la production n'est pas pleinement traçable et la règle n'est pas vraiment tenue. Un seul contournement toléré fait jurisprudence (« lui le fait ») et menace tout l'acquis du pourquoi déployer depuis main ?. L'objectif 100% via main ne se négocie pas par exceptions sauvages.</w:t>
       </w:r>
     </w:p>
     <w:p>
@@ -564,7 +564,7 @@
         </w:numPr>
       </w:pPr>
       <w:r>
-        <w:t xml:space="preserve">Classer chaque cas en trois sorts : (1) c'est un cas légitime → le faire rentrer dans un process d'exception (#65) ; (2) c'est un besoin réel mal résolu → résoudre le besoin autrement (ex. environnement de review apps depuis les MR, plutôt qu'un déploiement manuel de branche) ; (3) c'est une habitude sans raison → supprimer, simplement.</w:t>
+        <w:t xml:space="preserve">Classer chaque cas en trois sorts : (1) c'est un cas légitime → le faire rentrer dans un process d'exception ; (2) c'est un besoin réel mal résolu → résoudre le besoin autrement (ex. environnement de review apps depuis les MR, plutôt qu'un déploiement manuel de branche) ; (3) c'est une habitude sans raison → supprimer, simplement.</w:t>
       </w:r>
     </w:p>
     <w:p>
@@ -815,7 +815,7 @@
         <w:spacing w:after="120"/>
       </w:pPr>
       <w:r>
-        <w:t xml:space="preserve">La squad a fait l'inventaire honnête de ses déploiements hors main, compris la raison de chacun et leur a attribué un sort. Au fil du traitement un par un, la part de déploiements via main monte vers 100% : les cas légitimes passent par un process tracé, les besoins réels sont résolus proprement (ex. review apps), les habitudes sans raison disparaissent. Plus aucun déploiement hors main n'est toléré en silence — la production est pleinement traçable et la règle du #63 réellement tenue.</w:t>
+        <w:t xml:space="preserve">La squad a fait l'inventaire honnête de ses déploiements hors main, compris la raison de chacun et leur a attribué un sort. Au fil du traitement un par un, la part de déploiements via main monte vers 100% : les cas légitimes passent par un process tracé, les besoins réels sont résolus proprement (ex. review apps), les habitudes sans raison disparaissent. Plus aucun déploiement hors main n'est toléré en silence — la production est pleinement traçable et la règle du pourquoi déployer depuis main ? réellement tenue.</w:t>
       </w:r>
     </w:p>
     <w:sectPr>
